--- a/워드/A4_학생용_워크북.docx
+++ b/워드/A4_학생용_워크북.docx
@@ -1665,7 +1665,7 @@
                 <w:rFonts w:ascii="맑은 고딕" w:hAnsi="맑은 고딕" w:eastAsia="맑은 고딕"/>
                 <w:sz w:val="20"/>
               </w:rPr>
-              <w:t>- 다녀온 곳: {{place}}</w:t>
+              <w:t>- 다녀온 곳: [어디에 다녀왔나]</w:t>
             </w:r>
           </w:p>
           <w:p>
@@ -1677,7 +1677,7 @@
                 <w:rFonts w:ascii="맑은 고딕" w:hAnsi="맑은 고딕" w:eastAsia="맑은 고딕"/>
                 <w:sz w:val="20"/>
               </w:rPr>
-              <w:t>- 일시: {{when}}</w:t>
+              <w:t>- 일시: [언제]</w:t>
             </w:r>
           </w:p>
           <w:p>
@@ -1689,7 +1689,7 @@
                 <w:rFonts w:ascii="맑은 고딕" w:hAnsi="맑은 고딕" w:eastAsia="맑은 고딕"/>
                 <w:sz w:val="20"/>
               </w:rPr>
-              <w:t>- 함께 간 사람: {{withwho}}</w:t>
+              <w:t>- 함께 간 사람: [누구와]</w:t>
             </w:r>
           </w:p>
           <w:p>
@@ -1701,7 +1701,7 @@
                 <w:rFonts w:ascii="맑은 고딕" w:hAnsi="맑은 고딕" w:eastAsia="맑은 고딕"/>
                 <w:sz w:val="20"/>
               </w:rPr>
-              <w:t>- 목적: {{purpose}}</w:t>
+              <w:t>- 목적: [왜 갔나 (목적)]</w:t>
             </w:r>
           </w:p>
           <w:p>
@@ -1713,7 +1713,7 @@
                 <w:rFonts w:ascii="맑은 고딕" w:hAnsi="맑은 고딕" w:eastAsia="맑은 고딕"/>
                 <w:sz w:val="20"/>
               </w:rPr>
-              <w:t>- 가장 기억에 남는 것: {{saw}}</w:t>
+              <w:t>- 가장 기억에 남는 것: [가장 기억에 남는 것]</w:t>
             </w:r>
           </w:p>
           <w:p>
@@ -1725,7 +1725,7 @@
                 <w:rFonts w:ascii="맑은 고딕" w:hAnsi="맑은 고딕" w:eastAsia="맑은 고딕"/>
                 <w:sz w:val="20"/>
               </w:rPr>
-              <w:t>- 배운 것: {{learn}}</w:t>
+              <w:t>- 배운 것: [배운 것 · 느낀 것]</w:t>
             </w:r>
           </w:p>
           <w:p>
@@ -1737,7 +1737,7 @@
                 <w:rFonts w:ascii="맑은 고딕" w:hAnsi="맑은 고딕" w:eastAsia="맑은 고딕"/>
                 <w:sz w:val="20"/>
               </w:rPr>
-              <w:t>- 내가 찍은 사진: {{photos}}</w:t>
+              <w:t>- 내가 찍은 사진: [내가 찍은 사진]</w:t>
             </w:r>
           </w:p>
           <w:p>
@@ -1749,7 +1749,7 @@
                 <w:rFonts w:ascii="맑은 고딕" w:hAnsi="맑은 고딕" w:eastAsia="맑은 고딕"/>
                 <w:sz w:val="20"/>
               </w:rPr>
-              <w:t>- 제출처와 분량: {{to}}</w:t>
+              <w:t>- 제출처와 분량: [제출처와 분량]</w:t>
             </w:r>
           </w:p>
           <w:p>
@@ -3164,7 +3164,7 @@
                 <w:rFonts w:ascii="맑은 고딕" w:hAnsi="맑은 고딕" w:eastAsia="맑은 고딕"/>
                 <w:sz w:val="20"/>
               </w:rPr>
-              <w:t>- 제출처는 {{to}}이고, 분량은 그에 맞춰서.</w:t>
+              <w:t>- 제출처는 [제출처와 분량]이고, 분량은 그에 맞춰서.</w:t>
             </w:r>
           </w:p>
           <w:p>
@@ -3681,7 +3681,7 @@
                 <w:rFonts w:ascii="맑은 고딕" w:hAnsi="맑은 고딕" w:eastAsia="맑은 고딕"/>
                 <w:sz w:val="20"/>
               </w:rPr>
-              <w:t>‘{{place}} 소개’처럼 검색하면 나오는 내용을 담는 항목은 빼 줘. 나머지는 그대로.</w:t>
+              <w:t>‘[어디에 다녀왔나] 소개’처럼 검색하면 나오는 내용을 담는 항목은 빼 줘. 나머지는 그대로.</w:t>
             </w:r>
           </w:p>
         </w:tc>
@@ -4174,7 +4174,7 @@
                 <w:rFonts w:ascii="맑은 고딕" w:hAnsi="맑은 고딕" w:eastAsia="맑은 고딕"/>
                 <w:sz w:val="20"/>
               </w:rPr>
-              <w:t>- 분량은 {{to}} 기준. 문체는 ‘~하였다’로 끝나는 보고서체로.</w:t>
+              <w:t>- 분량은 [제출처와 분량] 기준. 문체는 ‘~하였다’로 끝나는 보고서체로.</w:t>
             </w:r>
           </w:p>
           <w:p>
@@ -4872,7 +4872,7 @@
                 <w:rFonts w:ascii="맑은 고딕" w:hAnsi="맑은 고딕" w:eastAsia="맑은 고딕"/>
                 <w:sz w:val="20"/>
               </w:rPr>
-              <w:t>분량을 {{to}} 기준에 맞게 조정해 주세요. ‘관찰한 것’과 ‘배운 점’은 줄이지 마세요.</w:t>
+              <w:t>분량을 [제출처와 분량] 기준에 맞게 조정해 주세요. ‘관찰한 것’과 ‘배운 점’은 줄이지 마세요.</w:t>
             </w:r>
           </w:p>
         </w:tc>
@@ -6463,7 +6463,7 @@
                 <w:rFonts w:ascii="맑은 고딕" w:hAnsi="맑은 고딕" w:eastAsia="맑은 고딕"/>
                 <w:sz w:val="20"/>
               </w:rPr>
-              <w:t>너는 이 보고서를 읽는 {{to}}이야. 부족하다고 느낄 점 3가지를 말해 줘. 칭찬은 하지 마.</w:t>
+              <w:t>너는 이 보고서를 읽는 [제출처와 분량]이야. 부족하다고 느낄 점 3가지를 말해 줘. 칭찬은 하지 마.</w:t>
             </w:r>
           </w:p>
         </w:tc>

--- a/워드/A4_학생용_워크북.docx
+++ b/워드/A4_학생용_워크북.docx
@@ -7054,7 +7054,7 @@
           <w:color w:val="5B6675"/>
           <w:sz w:val="19"/>
         </w:rPr>
-        <w:t>AI를 썼다는 사실은 숨기는 게 아니라 밝히는 것입니다. 1단계에서 정한 약속이고, 평가의 근거가 됩니다.</w:t>
+        <w:t>AI를 썼다는 사실은 숨기는 게 아니라 밝히는 것입니다. 이 수업의 약속이고, 평가의 근거가 됩니다.</w:t>
       </w:r>
     </w:p>
     <w:p>

--- a/워드/A4_학생용_워크북.docx
+++ b/워드/A4_학생용_워크북.docx
@@ -2514,6 +2514,81 @@
         <w:t>▷ 기록 — AI가 던진 질문 5개를 그대로 붙여넣으세요</w:t>
       </w:r>
     </w:p>
+    <w:p>
+      <w:pPr>
+        <w:spacing w:before="0" w:after="0"/>
+        <w:ind w:left="170"/>
+      </w:pPr>
+      <w:r>
+        <w:rPr>
+          <w:rFonts w:ascii="맑은 고딕" w:hAnsi="맑은 고딕" w:eastAsia="맑은 고딕"/>
+          <w:b w:val="0"/>
+          <w:color w:val="9AA4B2"/>
+          <w:sz w:val="18"/>
+        </w:rPr>
+        <w:t>1.</w:t>
+      </w:r>
+    </w:p>
+    <w:p>
+      <w:pPr>
+        <w:spacing w:before="0" w:after="0"/>
+        <w:ind w:left="170"/>
+      </w:pPr>
+      <w:r>
+        <w:rPr>
+          <w:rFonts w:ascii="맑은 고딕" w:hAnsi="맑은 고딕" w:eastAsia="맑은 고딕"/>
+          <w:b w:val="0"/>
+          <w:color w:val="9AA4B2"/>
+          <w:sz w:val="18"/>
+        </w:rPr>
+        <w:t>2.</w:t>
+      </w:r>
+    </w:p>
+    <w:p>
+      <w:pPr>
+        <w:spacing w:before="0" w:after="0"/>
+        <w:ind w:left="170"/>
+      </w:pPr>
+      <w:r>
+        <w:rPr>
+          <w:rFonts w:ascii="맑은 고딕" w:hAnsi="맑은 고딕" w:eastAsia="맑은 고딕"/>
+          <w:b w:val="0"/>
+          <w:color w:val="9AA4B2"/>
+          <w:sz w:val="18"/>
+        </w:rPr>
+        <w:t>3.</w:t>
+      </w:r>
+    </w:p>
+    <w:p>
+      <w:pPr>
+        <w:spacing w:before="0" w:after="0"/>
+        <w:ind w:left="170"/>
+      </w:pPr>
+      <w:r>
+        <w:rPr>
+          <w:rFonts w:ascii="맑은 고딕" w:hAnsi="맑은 고딕" w:eastAsia="맑은 고딕"/>
+          <w:b w:val="0"/>
+          <w:color w:val="9AA4B2"/>
+          <w:sz w:val="18"/>
+        </w:rPr>
+        <w:t>4.</w:t>
+      </w:r>
+    </w:p>
+    <w:p>
+      <w:pPr>
+        <w:spacing w:before="0" w:after="0"/>
+        <w:ind w:left="170"/>
+      </w:pPr>
+      <w:r>
+        <w:rPr>
+          <w:rFonts w:ascii="맑은 고딕" w:hAnsi="맑은 고딕" w:eastAsia="맑은 고딕"/>
+          <w:b w:val="0"/>
+          <w:color w:val="9AA4B2"/>
+          <w:sz w:val="18"/>
+        </w:rPr>
+        <w:t>5.</w:t>
+      </w:r>
+    </w:p>
     <w:tbl>
       <w:tblPr>
         <w:tblW w:type="auto" w:w="0"/>
@@ -2525,7 +2600,7 @@
       </w:tblGrid>
       <w:tr>
         <w:trPr>
-          <w:trHeight w:hRule="atLeast" w:val="2041"/>
+          <w:trHeight w:hRule="atLeast" w:val="1049"/>
         </w:trPr>
         <w:tc>
           <w:tcPr>
@@ -2942,6 +3017,36 @@
         <w:t>▷ 기록 — 내가 답한 내용을 붙여넣으세요</w:t>
       </w:r>
     </w:p>
+    <w:p>
+      <w:pPr>
+        <w:spacing w:before="0" w:after="0"/>
+        <w:ind w:left="170"/>
+      </w:pPr>
+      <w:r>
+        <w:rPr>
+          <w:rFonts w:ascii="맑은 고딕" w:hAnsi="맑은 고딕" w:eastAsia="맑은 고딕"/>
+          <w:b w:val="0"/>
+          <w:color w:val="9AA4B2"/>
+          <w:sz w:val="18"/>
+        </w:rPr>
+        <w:t>1) …</w:t>
+      </w:r>
+    </w:p>
+    <w:p>
+      <w:pPr>
+        <w:spacing w:before="0" w:after="0"/>
+        <w:ind w:left="170"/>
+      </w:pPr>
+      <w:r>
+        <w:rPr>
+          <w:rFonts w:ascii="맑은 고딕" w:hAnsi="맑은 고딕" w:eastAsia="맑은 고딕"/>
+          <w:b w:val="0"/>
+          <w:color w:val="9AA4B2"/>
+          <w:sz w:val="18"/>
+        </w:rPr>
+        <w:t>2) …</w:t>
+      </w:r>
+    </w:p>
     <w:tbl>
       <w:tblPr>
         <w:tblW w:type="auto" w:w="0"/>
@@ -2953,7 +3058,7 @@
       </w:tblGrid>
       <w:tr>
         <w:trPr>
-          <w:trHeight w:hRule="atLeast" w:val="2041"/>
+          <w:trHeight w:hRule="atLeast" w:val="1644"/>
         </w:trPr>
         <w:tc>
           <w:tcPr>
@@ -3483,6 +3588,36 @@
         <w:t>▷ 기록 — AI가 만든 뼈대를 붙여넣으세요</w:t>
       </w:r>
     </w:p>
+    <w:p>
+      <w:pPr>
+        <w:spacing w:before="0" w:after="0"/>
+        <w:ind w:left="170"/>
+      </w:pPr>
+      <w:r>
+        <w:rPr>
+          <w:rFonts w:ascii="맑은 고딕" w:hAnsi="맑은 고딕" w:eastAsia="맑은 고딕"/>
+          <w:b w:val="0"/>
+          <w:color w:val="9AA4B2"/>
+          <w:sz w:val="18"/>
+        </w:rPr>
+        <w:t>1. …</w:t>
+      </w:r>
+    </w:p>
+    <w:p>
+      <w:pPr>
+        <w:spacing w:before="0" w:after="0"/>
+        <w:ind w:left="170"/>
+      </w:pPr>
+      <w:r>
+        <w:rPr>
+          <w:rFonts w:ascii="맑은 고딕" w:hAnsi="맑은 고딕" w:eastAsia="맑은 고딕"/>
+          <w:b w:val="0"/>
+          <w:color w:val="9AA4B2"/>
+          <w:sz w:val="18"/>
+        </w:rPr>
+        <w:t>2. …</w:t>
+      </w:r>
+    </w:p>
     <w:tbl>
       <w:tblPr>
         <w:tblW w:type="auto" w:w="0"/>
@@ -3494,7 +3629,7 @@
       </w:tblGrid>
       <w:tr>
         <w:trPr>
-          <w:trHeight w:hRule="atLeast" w:val="2041"/>
+          <w:trHeight w:hRule="atLeast" w:val="1644"/>
         </w:trPr>
         <w:tc>
           <w:tcPr>
@@ -3903,6 +4038,36 @@
         <w:t>▷ 기록 — 최종 확정된 뼈대를 붙여넣으세요</w:t>
       </w:r>
     </w:p>
+    <w:p>
+      <w:pPr>
+        <w:spacing w:before="0" w:after="0"/>
+        <w:ind w:left="170"/>
+      </w:pPr>
+      <w:r>
+        <w:rPr>
+          <w:rFonts w:ascii="맑은 고딕" w:hAnsi="맑은 고딕" w:eastAsia="맑은 고딕"/>
+          <w:b w:val="0"/>
+          <w:color w:val="9AA4B2"/>
+          <w:sz w:val="18"/>
+        </w:rPr>
+        <w:t>1. …</w:t>
+      </w:r>
+    </w:p>
+    <w:p>
+      <w:pPr>
+        <w:spacing w:before="0" w:after="0"/>
+        <w:ind w:left="170"/>
+      </w:pPr>
+      <w:r>
+        <w:rPr>
+          <w:rFonts w:ascii="맑은 고딕" w:hAnsi="맑은 고딕" w:eastAsia="맑은 고딕"/>
+          <w:b w:val="0"/>
+          <w:color w:val="9AA4B2"/>
+          <w:sz w:val="18"/>
+        </w:rPr>
+        <w:t>2. …</w:t>
+      </w:r>
+    </w:p>
     <w:tbl>
       <w:tblPr>
         <w:tblW w:type="auto" w:w="0"/>
@@ -3914,7 +4079,7 @@
       </w:tblGrid>
       <w:tr>
         <w:trPr>
-          <w:trHeight w:hRule="atLeast" w:val="2041"/>
+          <w:trHeight w:hRule="atLeast" w:val="1644"/>
         </w:trPr>
         <w:tc>
           <w:tcPr>
@@ -4660,6 +4825,36 @@
         <w:t>▷ 기록 — 1차 초안을 붙여넣으세요 ([내가 채울 것] 표시가 남아 있는 상태로)</w:t>
       </w:r>
     </w:p>
+    <w:p>
+      <w:pPr>
+        <w:spacing w:before="0" w:after="0"/>
+        <w:ind w:left="170"/>
+      </w:pPr>
+      <w:r>
+        <w:rPr>
+          <w:rFonts w:ascii="맑은 고딕" w:hAnsi="맑은 고딕" w:eastAsia="맑은 고딕"/>
+          <w:b w:val="0"/>
+          <w:color w:val="9AA4B2"/>
+          <w:sz w:val="18"/>
+        </w:rPr>
+        <w:t>1. 기본 정보</w:t>
+      </w:r>
+    </w:p>
+    <w:p>
+      <w:pPr>
+        <w:spacing w:before="0" w:after="0"/>
+        <w:ind w:left="170"/>
+      </w:pPr>
+      <w:r>
+        <w:rPr>
+          <w:rFonts w:ascii="맑은 고딕" w:hAnsi="맑은 고딕" w:eastAsia="맑은 고딕"/>
+          <w:b w:val="0"/>
+          <w:color w:val="9AA4B2"/>
+          <w:sz w:val="18"/>
+        </w:rPr>
+        <w:t>…</w:t>
+      </w:r>
+    </w:p>
     <w:tbl>
       <w:tblPr>
         <w:tblW w:type="auto" w:w="0"/>
@@ -4671,7 +4866,7 @@
       </w:tblGrid>
       <w:tr>
         <w:trPr>
-          <w:trHeight w:hRule="atLeast" w:val="4252"/>
+          <w:trHeight w:hRule="atLeast" w:val="3855"/>
         </w:trPr>
         <w:tc>
           <w:tcPr>
@@ -5155,6 +5350,51 @@
         <w:t>▷ 기록 — 세 번의 요청과, 각각 무엇이 달라졌는지 적으세요</w:t>
       </w:r>
     </w:p>
+    <w:p>
+      <w:pPr>
+        <w:spacing w:before="0" w:after="0"/>
+        <w:ind w:left="170"/>
+      </w:pPr>
+      <w:r>
+        <w:rPr>
+          <w:rFonts w:ascii="맑은 고딕" w:hAnsi="맑은 고딕" w:eastAsia="맑은 고딕"/>
+          <w:b w:val="0"/>
+          <w:color w:val="9AA4B2"/>
+          <w:sz w:val="18"/>
+        </w:rPr>
+        <w:t xml:space="preserve">① 분량 → </w:t>
+      </w:r>
+    </w:p>
+    <w:p>
+      <w:pPr>
+        <w:spacing w:before="0" w:after="0"/>
+        <w:ind w:left="170"/>
+      </w:pPr>
+      <w:r>
+        <w:rPr>
+          <w:rFonts w:ascii="맑은 고딕" w:hAnsi="맑은 고딕" w:eastAsia="맑은 고딕"/>
+          <w:b w:val="0"/>
+          <w:color w:val="9AA4B2"/>
+          <w:sz w:val="18"/>
+        </w:rPr>
+        <w:t xml:space="preserve">② 문체 → </w:t>
+      </w:r>
+    </w:p>
+    <w:p>
+      <w:pPr>
+        <w:spacing w:before="0" w:after="0"/>
+        <w:ind w:left="170"/>
+      </w:pPr>
+      <w:r>
+        <w:rPr>
+          <w:rFonts w:ascii="맑은 고딕" w:hAnsi="맑은 고딕" w:eastAsia="맑은 고딕"/>
+          <w:b w:val="0"/>
+          <w:color w:val="9AA4B2"/>
+          <w:sz w:val="18"/>
+        </w:rPr>
+        <w:t xml:space="preserve">③ 뻔한 표현 → </w:t>
+      </w:r>
+    </w:p>
     <w:tbl>
       <w:tblPr>
         <w:tblW w:type="auto" w:w="0"/>
@@ -5166,7 +5406,7 @@
       </w:tblGrid>
       <w:tr>
         <w:trPr>
-          <w:trHeight w:hRule="atLeast" w:val="2041"/>
+          <w:trHeight w:hRule="atLeast" w:val="1446"/>
         </w:trPr>
         <w:tc>
           <w:tcPr>
@@ -5575,6 +5815,96 @@
         <w:t>▷ 기록 — 고쳐 받은 ‘배운 점’ 틀과 ‘사진 설명’ 틀을 붙여넣으세요</w:t>
       </w:r>
     </w:p>
+    <w:p>
+      <w:pPr>
+        <w:spacing w:before="0" w:after="0"/>
+        <w:ind w:left="170"/>
+      </w:pPr>
+      <w:r>
+        <w:rPr>
+          <w:rFonts w:ascii="맑은 고딕" w:hAnsi="맑은 고딕" w:eastAsia="맑은 고딕"/>
+          <w:b w:val="0"/>
+          <w:color w:val="9AA4B2"/>
+          <w:sz w:val="18"/>
+        </w:rPr>
+        <w:t>[배운 점]</w:t>
+      </w:r>
+    </w:p>
+    <w:p>
+      <w:pPr>
+        <w:spacing w:before="0" w:after="0"/>
+        <w:ind w:left="170"/>
+      </w:pPr>
+      <w:r>
+        <w:rPr>
+          <w:rFonts w:ascii="맑은 고딕" w:hAnsi="맑은 고딕" w:eastAsia="맑은 고딕"/>
+          <w:b w:val="0"/>
+          <w:color w:val="9AA4B2"/>
+          <w:sz w:val="18"/>
+        </w:rPr>
+        <w:t>…</w:t>
+      </w:r>
+    </w:p>
+    <w:p>
+      <w:pPr>
+        <w:spacing w:before="0" w:after="0"/>
+        <w:ind w:left="170"/>
+      </w:pPr>
+      <w:r>
+        <w:rPr>
+          <w:rFonts w:ascii="맑은 고딕" w:hAnsi="맑은 고딕" w:eastAsia="맑은 고딕"/>
+          <w:b w:val="0"/>
+          <w:color w:val="9AA4B2"/>
+          <w:sz w:val="18"/>
+        </w:rPr>
+        <w:t xml:space="preserve"> </w:t>
+      </w:r>
+    </w:p>
+    <w:p>
+      <w:pPr>
+        <w:spacing w:before="0" w:after="0"/>
+        <w:ind w:left="170"/>
+      </w:pPr>
+      <w:r>
+        <w:rPr>
+          <w:rFonts w:ascii="맑은 고딕" w:hAnsi="맑은 고딕" w:eastAsia="맑은 고딕"/>
+          <w:b w:val="0"/>
+          <w:color w:val="9AA4B2"/>
+          <w:sz w:val="18"/>
+        </w:rPr>
+        <w:t>[사진과 설명]</w:t>
+      </w:r>
+    </w:p>
+    <w:p>
+      <w:pPr>
+        <w:spacing w:before="0" w:after="0"/>
+        <w:ind w:left="170"/>
+      </w:pPr>
+      <w:r>
+        <w:rPr>
+          <w:rFonts w:ascii="맑은 고딕" w:hAnsi="맑은 고딕" w:eastAsia="맑은 고딕"/>
+          <w:b w:val="0"/>
+          <w:color w:val="9AA4B2"/>
+          <w:sz w:val="18"/>
+        </w:rPr>
+        <w:t>[사진1] 무엇이 찍혔는가:</w:t>
+      </w:r>
+    </w:p>
+    <w:p>
+      <w:pPr>
+        <w:spacing w:before="0" w:after="0"/>
+        <w:ind w:left="170"/>
+      </w:pPr>
+      <w:r>
+        <w:rPr>
+          <w:rFonts w:ascii="맑은 고딕" w:hAnsi="맑은 고딕" w:eastAsia="맑은 고딕"/>
+          <w:b w:val="0"/>
+          <w:color w:val="9AA4B2"/>
+          <w:sz w:val="18"/>
+        </w:rPr>
+        <w:t xml:space="preserve">           왜 찍었는가:</w:t>
+      </w:r>
+    </w:p>
     <w:tbl>
       <w:tblPr>
         <w:tblW w:type="auto" w:w="0"/>
@@ -5586,7 +5916,7 @@
       </w:tblGrid>
       <w:tr>
         <w:trPr>
-          <w:trHeight w:hRule="atLeast" w:val="2041"/>
+          <w:trHeight w:hRule="atLeast" w:val="850"/>
         </w:trPr>
         <w:tc>
           <w:tcPr>
@@ -6117,6 +6447,36 @@
         <w:t>▷ 기록 — 확인이 필요한 항목과, 내가 실제로 확인한 결과를 1건 이상 적으세요</w:t>
       </w:r>
     </w:p>
+    <w:p>
+      <w:pPr>
+        <w:spacing w:before="0" w:after="0"/>
+        <w:ind w:left="170"/>
+      </w:pPr>
+      <w:r>
+        <w:rPr>
+          <w:rFonts w:ascii="맑은 고딕" w:hAnsi="맑은 고딕" w:eastAsia="맑은 고딕"/>
+          <w:b w:val="0"/>
+          <w:color w:val="9AA4B2"/>
+          <w:sz w:val="18"/>
+        </w:rPr>
+        <w:t>확인 필요: 견학 부서 이름</w:t>
+      </w:r>
+    </w:p>
+    <w:p>
+      <w:pPr>
+        <w:spacing w:before="0" w:after="0"/>
+        <w:ind w:left="170"/>
+      </w:pPr>
+      <w:r>
+        <w:rPr>
+          <w:rFonts w:ascii="맑은 고딕" w:hAnsi="맑은 고딕" w:eastAsia="맑은 고딕"/>
+          <w:b w:val="0"/>
+          <w:color w:val="9AA4B2"/>
+          <w:sz w:val="18"/>
+        </w:rPr>
+        <w:t>실제 확인: 배부받은 안내문에서 확인 → ‘생산기술팀’으로 수정</w:t>
+      </w:r>
+    </w:p>
     <w:tbl>
       <w:tblPr>
         <w:tblW w:type="auto" w:w="0"/>
@@ -6128,7 +6488,7 @@
       </w:tblGrid>
       <w:tr>
         <w:trPr>
-          <w:trHeight w:hRule="atLeast" w:val="2041"/>
+          <w:trHeight w:hRule="atLeast" w:val="1644"/>
         </w:trPr>
         <w:tc>
           <w:tcPr>
@@ -6624,6 +6984,81 @@
         <w:t>▷ 기록 — 찾아낸 문장과, 내가 어떻게 처리했는지 적으세요</w:t>
       </w:r>
     </w:p>
+    <w:p>
+      <w:pPr>
+        <w:spacing w:before="0" w:after="0"/>
+        <w:ind w:left="170"/>
+      </w:pPr>
+      <w:r>
+        <w:rPr>
+          <w:rFonts w:ascii="맑은 고딕" w:hAnsi="맑은 고딕" w:eastAsia="맑은 고딕"/>
+          <w:b w:val="0"/>
+          <w:color w:val="9AA4B2"/>
+          <w:sz w:val="18"/>
+        </w:rPr>
+        <w:t>① 문장:</w:t>
+      </w:r>
+    </w:p>
+    <w:p>
+      <w:pPr>
+        <w:spacing w:before="0" w:after="0"/>
+        <w:ind w:left="170"/>
+      </w:pPr>
+      <w:r>
+        <w:rPr>
+          <w:rFonts w:ascii="맑은 고딕" w:hAnsi="맑은 고딕" w:eastAsia="맑은 고딕"/>
+          <w:b w:val="0"/>
+          <w:color w:val="9AA4B2"/>
+          <w:sz w:val="18"/>
+        </w:rPr>
+        <w:t xml:space="preserve">   → 지웠음 / 내가 본 장면으로 바꿔 씀</w:t>
+      </w:r>
+    </w:p>
+    <w:p>
+      <w:pPr>
+        <w:spacing w:before="0" w:after="0"/>
+        <w:ind w:left="170"/>
+      </w:pPr>
+      <w:r>
+        <w:rPr>
+          <w:rFonts w:ascii="맑은 고딕" w:hAnsi="맑은 고딕" w:eastAsia="맑은 고딕"/>
+          <w:b w:val="0"/>
+          <w:color w:val="9AA4B2"/>
+          <w:sz w:val="18"/>
+        </w:rPr>
+        <w:t xml:space="preserve"> </w:t>
+      </w:r>
+    </w:p>
+    <w:p>
+      <w:pPr>
+        <w:spacing w:before="0" w:after="0"/>
+        <w:ind w:left="170"/>
+      </w:pPr>
+      <w:r>
+        <w:rPr>
+          <w:rFonts w:ascii="맑은 고딕" w:hAnsi="맑은 고딕" w:eastAsia="맑은 고딕"/>
+          <w:b w:val="0"/>
+          <w:color w:val="9AA4B2"/>
+          <w:sz w:val="18"/>
+        </w:rPr>
+        <w:t>② 문장:</w:t>
+      </w:r>
+    </w:p>
+    <w:p>
+      <w:pPr>
+        <w:spacing w:before="0" w:after="0"/>
+        <w:ind w:left="170"/>
+      </w:pPr>
+      <w:r>
+        <w:rPr>
+          <w:rFonts w:ascii="맑은 고딕" w:hAnsi="맑은 고딕" w:eastAsia="맑은 고딕"/>
+          <w:b w:val="0"/>
+          <w:color w:val="9AA4B2"/>
+          <w:sz w:val="18"/>
+        </w:rPr>
+        <w:t xml:space="preserve">   → </w:t>
+      </w:r>
+    </w:p>
     <w:tbl>
       <w:tblPr>
         <w:tblW w:type="auto" w:w="0"/>
@@ -6635,7 +7070,7 @@
       </w:tblGrid>
       <w:tr>
         <w:trPr>
-          <w:trHeight w:hRule="atLeast" w:val="2041"/>
+          <w:trHeight w:hRule="atLeast" w:val="1049"/>
         </w:trPr>
         <w:tc>
           <w:tcPr>
@@ -6895,6 +7330,81 @@
         <w:t>▷ 기록 — [내가 채울 것] 자리에 내가 쓴 내용을 옮겨 적으세요 (3곳 이상)</w:t>
       </w:r>
     </w:p>
+    <w:p>
+      <w:pPr>
+        <w:spacing w:before="0" w:after="0"/>
+        <w:ind w:left="170"/>
+      </w:pPr>
+      <w:r>
+        <w:rPr>
+          <w:rFonts w:ascii="맑은 고딕" w:hAnsi="맑은 고딕" w:eastAsia="맑은 고딕"/>
+          <w:b w:val="0"/>
+          <w:color w:val="9AA4B2"/>
+          <w:sz w:val="18"/>
+        </w:rPr>
+        <w:t>1) 어디: 관찰한 것</w:t>
+      </w:r>
+    </w:p>
+    <w:p>
+      <w:pPr>
+        <w:spacing w:before="0" w:after="0"/>
+        <w:ind w:left="170"/>
+      </w:pPr>
+      <w:r>
+        <w:rPr>
+          <w:rFonts w:ascii="맑은 고딕" w:hAnsi="맑은 고딕" w:eastAsia="맑은 고딕"/>
+          <w:b w:val="0"/>
+          <w:color w:val="9AA4B2"/>
+          <w:sz w:val="18"/>
+        </w:rPr>
+        <w:t xml:space="preserve">   내가 쓴 내용: 로봇 팔이 부품을 집는 동안, 옆에서 사람이 불량을 눈으로 골라내고 있었다</w:t>
+      </w:r>
+    </w:p>
+    <w:p>
+      <w:pPr>
+        <w:spacing w:before="0" w:after="0"/>
+        <w:ind w:left="170"/>
+      </w:pPr>
+      <w:r>
+        <w:rPr>
+          <w:rFonts w:ascii="맑은 고딕" w:hAnsi="맑은 고딕" w:eastAsia="맑은 고딕"/>
+          <w:b w:val="0"/>
+          <w:color w:val="9AA4B2"/>
+          <w:sz w:val="18"/>
+        </w:rPr>
+        <w:t xml:space="preserve"> </w:t>
+      </w:r>
+    </w:p>
+    <w:p>
+      <w:pPr>
+        <w:spacing w:before="0" w:after="0"/>
+        <w:ind w:left="170"/>
+      </w:pPr>
+      <w:r>
+        <w:rPr>
+          <w:rFonts w:ascii="맑은 고딕" w:hAnsi="맑은 고딕" w:eastAsia="맑은 고딕"/>
+          <w:b w:val="0"/>
+          <w:color w:val="9AA4B2"/>
+          <w:sz w:val="18"/>
+        </w:rPr>
+        <w:t>2) 어디:</w:t>
+      </w:r>
+    </w:p>
+    <w:p>
+      <w:pPr>
+        <w:spacing w:before="0" w:after="0"/>
+        <w:ind w:left="170"/>
+      </w:pPr>
+      <w:r>
+        <w:rPr>
+          <w:rFonts w:ascii="맑은 고딕" w:hAnsi="맑은 고딕" w:eastAsia="맑은 고딕"/>
+          <w:b w:val="0"/>
+          <w:color w:val="9AA4B2"/>
+          <w:sz w:val="18"/>
+        </w:rPr>
+        <w:t xml:space="preserve">   내가 쓴 내용:</w:t>
+      </w:r>
+    </w:p>
     <w:tbl>
       <w:tblPr>
         <w:tblW w:type="auto" w:w="0"/>
@@ -6906,7 +7416,7 @@
       </w:tblGrid>
       <w:tr>
         <w:trPr>
-          <w:trHeight w:hRule="atLeast" w:val="4252"/>
+          <w:trHeight w:hRule="atLeast" w:val="3260"/>
         </w:trPr>
         <w:tc>
           <w:tcPr>
@@ -7071,6 +7581,96 @@
         <w:t>▷ 기록 — 사용 기록을 채우세요</w:t>
       </w:r>
     </w:p>
+    <w:p>
+      <w:pPr>
+        <w:spacing w:before="0" w:after="0"/>
+        <w:ind w:left="170"/>
+      </w:pPr>
+      <w:r>
+        <w:rPr>
+          <w:rFonts w:ascii="맑은 고딕" w:hAnsi="맑은 고딕" w:eastAsia="맑은 고딕"/>
+          <w:b w:val="0"/>
+          <w:color w:val="9AA4B2"/>
+          <w:sz w:val="18"/>
+        </w:rPr>
+        <w:t>· 사용한 AI:</w:t>
+      </w:r>
+    </w:p>
+    <w:p>
+      <w:pPr>
+        <w:spacing w:before="0" w:after="0"/>
+        <w:ind w:left="170"/>
+      </w:pPr>
+      <w:r>
+        <w:rPr>
+          <w:rFonts w:ascii="맑은 고딕" w:hAnsi="맑은 고딕" w:eastAsia="맑은 고딕"/>
+          <w:b w:val="0"/>
+          <w:color w:val="9AA4B2"/>
+          <w:sz w:val="18"/>
+        </w:rPr>
+        <w:t>· 주고받은 횟수: 약    회</w:t>
+      </w:r>
+    </w:p>
+    <w:p>
+      <w:pPr>
+        <w:spacing w:before="0" w:after="0"/>
+        <w:ind w:left="170"/>
+      </w:pPr>
+      <w:r>
+        <w:rPr>
+          <w:rFonts w:ascii="맑은 고딕" w:hAnsi="맑은 고딕" w:eastAsia="맑은 고딕"/>
+          <w:b w:val="0"/>
+          <w:color w:val="9AA4B2"/>
+          <w:sz w:val="18"/>
+        </w:rPr>
+        <w:t>· AI가 가장 도움이 된 부분:</w:t>
+      </w:r>
+    </w:p>
+    <w:p>
+      <w:pPr>
+        <w:spacing w:before="0" w:after="0"/>
+        <w:ind w:left="170"/>
+      </w:pPr>
+      <w:r>
+        <w:rPr>
+          <w:rFonts w:ascii="맑은 고딕" w:hAnsi="맑은 고딕" w:eastAsia="맑은 고딕"/>
+          <w:b w:val="0"/>
+          <w:color w:val="9AA4B2"/>
+          <w:sz w:val="18"/>
+        </w:rPr>
+        <w:t>· AI 결과 중 내가 고친 부분:</w:t>
+      </w:r>
+    </w:p>
+    <w:p>
+      <w:pPr>
+        <w:spacing w:before="0" w:after="0"/>
+        <w:ind w:left="170"/>
+      </w:pPr>
+      <w:r>
+        <w:rPr>
+          <w:rFonts w:ascii="맑은 고딕" w:hAnsi="맑은 고딕" w:eastAsia="맑은 고딕"/>
+          <w:b w:val="0"/>
+          <w:color w:val="9AA4B2"/>
+          <w:sz w:val="18"/>
+        </w:rPr>
+        <w:t>· 사실 확인한 내용과 방법:</w:t>
+      </w:r>
+    </w:p>
+    <w:p>
+      <w:pPr>
+        <w:spacing w:before="0" w:after="0"/>
+        <w:ind w:left="170"/>
+      </w:pPr>
+      <w:r>
+        <w:rPr>
+          <w:rFonts w:ascii="맑은 고딕" w:hAnsi="맑은 고딕" w:eastAsia="맑은 고딕"/>
+          <w:b w:val="0"/>
+          <w:color w:val="9AA4B2"/>
+          <w:sz w:val="18"/>
+        </w:rPr>
+        <w:t>· AI에게 맡기지 않고 내가 한 일:</w:t>
+      </w:r>
+    </w:p>
     <w:tbl>
       <w:tblPr>
         <w:tblW w:type="auto" w:w="0"/>
@@ -7082,7 +7682,7 @@
       </w:tblGrid>
       <w:tr>
         <w:trPr>
-          <w:trHeight w:hRule="atLeast" w:val="4252"/>
+          <w:trHeight w:hRule="atLeast" w:val="3061"/>
         </w:trPr>
         <w:tc>
           <w:tcPr>
@@ -7216,7 +7816,7 @@
           <w:color w:val="1F53C4"/>
           <w:sz w:val="21"/>
         </w:rPr>
-        <w:t>▶ AI에게 이렇게 보내세요</w:t>
+        <w:t>▶ 이렇게 하세요</w:t>
       </w:r>
     </w:p>
     <w:tbl>
@@ -7342,6 +7942,111 @@
         <w:t>▷ 기록 — 짝의 보고서를 판정한 결과와, 내 보고서에 반영할 점을 적으세요</w:t>
       </w:r>
     </w:p>
+    <w:p>
+      <w:pPr>
+        <w:spacing w:before="0" w:after="0"/>
+        <w:ind w:left="170"/>
+      </w:pPr>
+      <w:r>
+        <w:rPr>
+          <w:rFonts w:ascii="맑은 고딕" w:hAnsi="맑은 고딕" w:eastAsia="맑은 고딕"/>
+          <w:b w:val="0"/>
+          <w:color w:val="9AA4B2"/>
+          <w:sz w:val="18"/>
+        </w:rPr>
+        <w:t>짝의 보고서 판정:</w:t>
+      </w:r>
+    </w:p>
+    <w:p>
+      <w:pPr>
+        <w:spacing w:before="0" w:after="0"/>
+        <w:ind w:left="170"/>
+      </w:pPr>
+      <w:r>
+        <w:rPr>
+          <w:rFonts w:ascii="맑은 고딕" w:hAnsi="맑은 고딕" w:eastAsia="맑은 고딕"/>
+          <w:b w:val="0"/>
+          <w:color w:val="9AA4B2"/>
+          <w:sz w:val="18"/>
+        </w:rPr>
+        <w:t>1) 진짜 다녀온 느낌이 나는 문장:</w:t>
+      </w:r>
+    </w:p>
+    <w:p>
+      <w:pPr>
+        <w:spacing w:before="0" w:after="0"/>
+        <w:ind w:left="170"/>
+      </w:pPr>
+      <w:r>
+        <w:rPr>
+          <w:rFonts w:ascii="맑은 고딕" w:hAnsi="맑은 고딕" w:eastAsia="맑은 고딕"/>
+          <w:b w:val="0"/>
+          <w:color w:val="9AA4B2"/>
+          <w:sz w:val="18"/>
+        </w:rPr>
+        <w:t>2) 안 가도 쓸 수 있는 문장:</w:t>
+      </w:r>
+    </w:p>
+    <w:p>
+      <w:pPr>
+        <w:spacing w:before="0" w:after="0"/>
+        <w:ind w:left="170"/>
+      </w:pPr>
+      <w:r>
+        <w:rPr>
+          <w:rFonts w:ascii="맑은 고딕" w:hAnsi="맑은 고딕" w:eastAsia="맑은 고딕"/>
+          <w:b w:val="0"/>
+          <w:color w:val="9AA4B2"/>
+          <w:sz w:val="18"/>
+        </w:rPr>
+        <w:t>3) 사진 설명:</w:t>
+      </w:r>
+    </w:p>
+    <w:p>
+      <w:pPr>
+        <w:spacing w:before="0" w:after="0"/>
+        <w:ind w:left="170"/>
+      </w:pPr>
+      <w:r>
+        <w:rPr>
+          <w:rFonts w:ascii="맑은 고딕" w:hAnsi="맑은 고딕" w:eastAsia="맑은 고딕"/>
+          <w:b w:val="0"/>
+          <w:color w:val="9AA4B2"/>
+          <w:sz w:val="18"/>
+        </w:rPr>
+        <w:t>4) 고칠 곳:</w:t>
+      </w:r>
+    </w:p>
+    <w:p>
+      <w:pPr>
+        <w:spacing w:before="0" w:after="0"/>
+        <w:ind w:left="170"/>
+      </w:pPr>
+      <w:r>
+        <w:rPr>
+          <w:rFonts w:ascii="맑은 고딕" w:hAnsi="맑은 고딕" w:eastAsia="맑은 고딕"/>
+          <w:b w:val="0"/>
+          <w:color w:val="9AA4B2"/>
+          <w:sz w:val="18"/>
+        </w:rPr>
+        <w:t xml:space="preserve"> </w:t>
+      </w:r>
+    </w:p>
+    <w:p>
+      <w:pPr>
+        <w:spacing w:before="0" w:after="0"/>
+        <w:ind w:left="170"/>
+      </w:pPr>
+      <w:r>
+        <w:rPr>
+          <w:rFonts w:ascii="맑은 고딕" w:hAnsi="맑은 고딕" w:eastAsia="맑은 고딕"/>
+          <w:b w:val="0"/>
+          <w:color w:val="9AA4B2"/>
+          <w:sz w:val="18"/>
+        </w:rPr>
+        <w:t>내 보고서에 반영할 점:</w:t>
+      </w:r>
+    </w:p>
     <w:tbl>
       <w:tblPr>
         <w:tblW w:type="auto" w:w="0"/>
@@ -7353,7 +8058,7 @@
       </w:tblGrid>
       <w:tr>
         <w:trPr>
-          <w:trHeight w:hRule="atLeast" w:val="4252"/>
+          <w:trHeight w:hRule="atLeast" w:val="2863"/>
         </w:trPr>
         <w:tc>
           <w:tcPr>
